--- a/companies/saltmarsh-environmental/Engagements/Dyer and Sons/2016.05.13 - Kickoff Memo - Phase I Site Assessment.docx
+++ b/companies/saltmarsh-environmental/Engagements/Dyer and Sons/2016.05.13 - Kickoff Memo - Phase I Site Assessment.docx
@@ -3,20 +3,27 @@
 <w:document xmlns:wpc="http://schemas.microsoft.com/office/word/2010/wordprocessingCanvas" xmlns:mo="http://schemas.microsoft.com/office/mac/office/2008/main" xmlns:mc="http://schemas.openxmlformats.org/markup-compatibility/2006" xmlns:mv="urn:schemas-microsoft-com:mac:vml" xmlns:o="urn:schemas-microsoft-com:office:office" xmlns:r="http://schemas.openxmlformats.org/officeDocument/2006/relationships" xmlns:m="http://schemas.openxmlformats.org/officeDocument/2006/math" xmlns:v="urn:schemas-microsoft-com:vml" xmlns:wp14="http://schemas.microsoft.com/office/word/2010/wordprocessingDrawing" xmlns:wp="http://schemas.openxmlformats.org/drawingml/2006/wordprocessingDrawing" xmlns:w10="urn:schemas-microsoft-com:office:word" xmlns:w="http://schemas.openxmlformats.org/wordprocessingml/2006/main" xmlns:w14="http://schemas.microsoft.com/office/word/2010/wordml" xmlns:wpg="http://schemas.microsoft.com/office/word/2010/wordprocessingGroup" xmlns:wpi="http://schemas.microsoft.com/office/word/2010/wordprocessingInk" xmlns:wne="http://schemas.microsoft.com/office/word/2006/wordml" xmlns:wps="http://schemas.microsoft.com/office/word/2010/wordprocessingShape" mc:Ignorable="w14 wp14">
   <w:body>
     <w:p>
-      <w:pPr>
-        <w:pStyle w:val="Heading1"/>
-      </w:pPr>
       <w:r>
-        <w:t>Memorandum</w:t>
+        <w:t>To: James Henderson, John Sanchez</w:t>
+        <w:br/>
+        <w:t>From: Mary Foster</w:t>
+        <w:br/>
+        <w:t>Re: Kickoff, Phase I Site Assessment for Dyer and Sons</w:t>
       </w:r>
     </w:p>
     <w:p>
       <w:r>
-        <w:t>To: John Sanchez, James Henderson</w:t>
-        <w:br/>
-        <w:t>From: Mary Foster</w:t>
-        <w:br/>
-        <w:t>Re: Kickoff, Phase I Environmental Site Assessment for Dyer and Sons</w:t>
+        <w:t>We have the Phase I for Dyer and Sons. Work begins on May 10, 2016. The client needs a defensible assessment to ASTM E1527-13 before it closes on the property, and our job is to give them one on the schedule set in the engagement letter.</w:t>
+      </w:r>
+    </w:p>
+    <w:p>
+      <w:r>
+        <w:t>This is a property review, not a sampling job. We identify recognized environmental conditions if they exist, and we document their absence if they do not. We do not test soil or groundwater on a Phase I. If the review turns up something that warrants testing, that is a separate scope we raise with the client, and we do not start it on our own.</w:t>
+      </w:r>
+    </w:p>
+    <w:p>
+      <w:r>
+        <w:t>The client contact is Michelle Roberts, their Chief Financial Officer. Anything that needs a client decision goes to her through the engagement lead, not straight from the field. Keep client questions off your own email and route them up.</w:t>
       </w:r>
     </w:p>
     <w:p>
@@ -24,17 +31,57 @@
         <w:pStyle w:val="Heading2"/>
       </w:pPr>
       <w:r>
-        <w:t>Objectives</w:t>
+        <w:t>How the Work Breaks Down</w:t>
       </w:r>
     </w:p>
     <w:p>
       <w:r>
-        <w:t>The letter came back countersigned and the job opened on May 10, 2016. This memo is the record of what we settled at the table this morning, written down now so that nobody has to reconstruct it in August out of three different recollections. The objective is a Phase I report this office can put its name on: historical records, database, reconnaissance, interviews, and a written opinion on recognized environmental conditions with the data gaps stated rather than smoothed over. Four months end to end. We are at the front of it. Nothing has been walked, nothing has been ordered, and the file was opened this week.</w:t>
+        <w:t>Five streams, roughly in this order.</w:t>
+      </w:r>
+    </w:p>
+    <w:p>
+      <w:pPr>
+        <w:pStyle w:val="ListBullet"/>
+      </w:pPr>
+      <w:r>
+        <w:t>Records review. Historical aerials, fire-insurance maps, chain of title, city directories, and any prior environmental reports on the property. James Henderson owns this and runs it back through the standard look-back period.</w:t>
+      </w:r>
+    </w:p>
+    <w:p>
+      <w:pPr>
+        <w:pStyle w:val="ListBullet"/>
+      </w:pPr>
+      <w:r>
+        <w:t>Regulatory database search. Federal and state listings for the property and the sites around it. I order it first, because the vendor turnaround is the long pole on this schedule.</w:t>
+      </w:r>
+    </w:p>
+    <w:p>
+      <w:pPr>
+        <w:pStyle w:val="ListBullet"/>
+      </w:pPr>
+      <w:r>
+        <w:t>Site reconnaissance. A full walk of the property with a photo log keyed to a site sketch. I run this and set the date once we have access.</w:t>
+      </w:r>
+    </w:p>
+    <w:p>
+      <w:pPr>
+        <w:pStyle w:val="ListBullet"/>
+      </w:pPr>
+      <w:r>
+        <w:t>Interviews. The current owner, the site manager, and anyone local who knows the history. Split between James and me, with the notes written up the same day.</w:t>
+      </w:r>
+    </w:p>
+    <w:p>
+      <w:pPr>
+        <w:pStyle w:val="ListBullet"/>
+      </w:pPr>
+      <w:r>
+        <w:t>Report and review. James drafts to E1527-13, John Sanchez reviews the findings, and the report goes up for signature before it leaves the office.</w:t>
       </w:r>
     </w:p>
     <w:p>
       <w:r>
-        <w:t>Two constraints shape the sequence. The aerial and map orders have the longest turnaround, so they go first even though the reconnaissance is the part everyone wants to talk about. And the parcel is tidal, which means the reconnaissance dates are set by the tide table and not by our calendar. Both of those are in the workstreams below.</w:t>
+        <w:t>The deliverable is one report to the client, with our finding stated plainly: either we found no recognized environmental conditions, or we found one and we say what it is. There is no interim report. Everything lands in the final document, so the record behind it has to be complete.</w:t>
       </w:r>
     </w:p>
     <w:p>
@@ -42,113 +89,27 @@
         <w:pStyle w:val="Heading2"/>
       </w:pPr>
       <w:r>
-        <w:t>Workstreams</w:t>
-      </w:r>
-    </w:p>
-    <w:p>
-      <w:pPr>
-        <w:pStyle w:val="ListBullet"/>
-      </w:pPr>
-      <w:r>
-        <w:t>Historical records review. John Sanchez has the standard sources: aerial photography, fire insurance maps, the topographic series, and whatever the county holds on fill, grading, and shoreline permits. He wants the aerial run ordered this week because the turnaround is the long pole and everything downstream waits on it.</w:t>
-      </w:r>
-    </w:p>
-    <w:p>
-      <w:pPr>
-        <w:pStyle w:val="ListBullet"/>
-      </w:pPr>
-      <w:r>
-        <w:t>Regulatory database review. James Henderson is placing the database order and intends to read the results rather than paste them. His request at the table, in his words: nobody quotes a listing to the client until he has looked at the distance and the direction himself.</w:t>
-      </w:r>
-    </w:p>
-    <w:p>
-      <w:pPr>
-        <w:pStyle w:val="ListBullet"/>
-      </w:pPr>
-      <w:r>
-        <w:t>Site reconnaissance. Two visits planned, both on a falling tide so the water edge of the parcel can actually be walked. I keep the field record: date, weather, tide state, who was present, what was observed, and what was looked for and not found.</w:t>
-      </w:r>
-    </w:p>
-    <w:p>
-      <w:pPr>
-        <w:pStyle w:val="ListBullet"/>
-      </w:pPr>
-      <w:r>
-        <w:t>Interviews. Michelle Roberts is arranging access and is our point of contact for the owner and occupant interviews. John Sanchez runs them and I take the notes.</w:t>
-      </w:r>
-    </w:p>
-    <w:p>
-      <w:pPr>
-        <w:pStyle w:val="ListBullet"/>
-      </w:pPr>
-      <w:r>
-        <w:t>Reporting. Draft to the client for one round of comment, then final. Nothing leaves this office unread by the Managing Principal, including the draft.</w:t>
-      </w:r>
-    </w:p>
-    <w:p>
-      <w:pPr>
-        <w:pStyle w:val="Heading2"/>
-      </w:pPr>
-      <w:r>
-        <w:t>Ground Rules</w:t>
+        <w:t>First Moves</w:t>
       </w:r>
     </w:p>
     <w:p>
       <w:r>
-        <w:t>Three things from the discussion are worth having in writing. First, what we observed and what we were told go in separate sentences, in the field record and in the report both; the distinction is easy to keep on the day and impossible to reconstruct later. Second, if a listing or a photograph suggests sampling, we describe the condition and stop. Sampling is not in this scope and James Henderson quotes it separately if it comes to that. Third, the photo log starts at the first visit, not at the second, and every frame gets a location and a direction while we are still standing there.</w:t>
-      </w:r>
-    </w:p>
-    <w:p>
-      <w:pPr>
-        <w:pStyle w:val="Heading2"/>
-      </w:pPr>
-      <w:r>
-        <w:t>Next Steps</w:t>
-      </w:r>
-    </w:p>
-    <w:p>
-      <w:pPr>
-        <w:pStyle w:val="ListBullet"/>
-      </w:pPr>
-      <w:r>
-        <w:t>Aerial photography and map orders placed by end of week (John Sanchez).</w:t>
-      </w:r>
-    </w:p>
-    <w:p>
-      <w:pPr>
-        <w:pStyle w:val="ListBullet"/>
-      </w:pPr>
-      <w:r>
-        <w:t>Database order placed, confirmation logged to the file (James Henderson).</w:t>
-      </w:r>
-    </w:p>
-    <w:p>
-      <w:pPr>
-        <w:pStyle w:val="ListBullet"/>
-      </w:pPr>
-      <w:r>
-        <w:t>Access dates confirmed with Michelle Roberts and checked against the tide table before they are promised to anyone (Mary Foster).</w:t>
-      </w:r>
-    </w:p>
-    <w:p>
-      <w:pPr>
-        <w:pStyle w:val="ListBullet"/>
-      </w:pPr>
-      <w:r>
-        <w:t>Interview list drafted, owner and current occupant at a minimum (John Sanchez).</w:t>
-      </w:r>
-    </w:p>
-    <w:p>
-      <w:pPr>
-        <w:pStyle w:val="ListBullet"/>
-      </w:pPr>
-      <w:r>
-        <w:t>Field forms printed, site file opened, photo log started at the first visit (Mary Foster).</w:t>
+        <w:t>I will order the regulatory database search on day one so the clock starts. James begins pulling the historical record the same week. Neither task waits on the other.</w:t>
       </w:r>
     </w:p>
     <w:p>
       <w:r>
-        <w:t>I will circulate a short summary after each field day rather than hold it all for the draft, on the theory that the odd detail is the one somebody needs six months from now and it is cheap to write down while it is fresh. Corrections to this memo come to me. I would rather fix the record this week than argue about it in the fall. Copy to the site file for Dyer and Sons.</w:t>
+        <w:t>I need site access confirmed before I can schedule the reconnaissance. Once the client gives us a date and a point of contact on the ground, I will circulate a field plan with access notes and what to bring. Plan for field conditions; parts of these estuary parcels sit low and hold water.</w:t>
+      </w:r>
+    </w:p>
+    <w:p>
+      <w:r>
+        <w:t>I am setting up the project file today. Photographs get logged with station, date, and direction on the day they are taken, and interview notes go in under the interviewee and the date. If it is not written down and dated, we cannot use it in the report.</w:t>
+      </w:r>
+    </w:p>
+    <w:p>
+      <w:r>
+        <w:t>The schedule is tight but ordinary for this scope. The database turnaround and the client's records are the two things that can move the schedule, and I am pushing on both early so they do not stack up at the end. Questions on scope come to me before we start, not after.</w:t>
       </w:r>
     </w:p>
     <w:sectPr>
